--- a/template_proposta.docx
+++ b/template_proposta.docx
@@ -97,15 +97,7 @@
         <w:jc w:val="right"/>
       </w:pPr>
       <w:r>
-        <w:t xml:space="preserve">Cliente: {{ </w:t>
-      </w:r>
-      <w:proofErr w:type="spellStart"/>
-      <w:r>
-        <w:t>nome_cliente</w:t>
-      </w:r>
-      <w:proofErr w:type="spellEnd"/>
-      <w:r>
-        <w:t xml:space="preserve"> }}</w:t>
+        <w:t>Cliente: {{ nome_cliente }}</w:t>
       </w:r>
     </w:p>
     <w:p>
@@ -119,11 +111,9 @@
       <w:r>
         <w:t xml:space="preserve">{{ </w:t>
       </w:r>
-      <w:proofErr w:type="spellStart"/>
       <w:r>
         <w:t>ger_sistema</w:t>
       </w:r>
-      <w:proofErr w:type="spellEnd"/>
       <w:r>
         <w:t xml:space="preserve"> }} </w:t>
       </w:r>
@@ -2629,23 +2619,7 @@
           <w:sz w:val="36"/>
           <w:szCs w:val="36"/>
         </w:rPr>
-        <w:t xml:space="preserve">{{ </w:t>
-      </w:r>
-      <w:proofErr w:type="spellStart"/>
-      <w:r>
-        <w:rPr>
-          <w:sz w:val="36"/>
-          <w:szCs w:val="36"/>
-        </w:rPr>
-        <w:t>Payback</w:t>
-      </w:r>
-      <w:proofErr w:type="spellEnd"/>
-      <w:r>
-        <w:rPr>
-          <w:sz w:val="36"/>
-          <w:szCs w:val="36"/>
-        </w:rPr>
-        <w:t xml:space="preserve"> }} a usina se pagará.</w:t>
+        <w:t>{{ Payback }} a usina se pagará.</w:t>
       </w:r>
     </w:p>
     <w:p>
@@ -2795,23 +2769,7 @@
           <w:b/>
           <w:bCs/>
         </w:rPr>
-        <w:t xml:space="preserve"> {{ </w:t>
-      </w:r>
-      <w:proofErr w:type="spellStart"/>
-      <w:r>
-        <w:rPr>
-          <w:b/>
-          <w:bCs/>
-        </w:rPr>
-        <w:t>qtd_paineis</w:t>
-      </w:r>
-      <w:proofErr w:type="spellEnd"/>
-      <w:r>
-        <w:rPr>
-          <w:b/>
-          <w:bCs/>
-        </w:rPr>
-        <w:t xml:space="preserve"> }} </w:t>
+        <w:t xml:space="preserve"> {{ qtd_paineis }} </w:t>
       </w:r>
       <w:r>
         <w:rPr>
@@ -2838,39 +2796,7 @@
           <w:b/>
           <w:bCs/>
         </w:rPr>
-        <w:t xml:space="preserve">{{ </w:t>
-      </w:r>
-      <w:proofErr w:type="spellStart"/>
-      <w:r>
-        <w:rPr>
-          <w:b/>
-          <w:bCs/>
-        </w:rPr>
-        <w:t>desc_inversor</w:t>
-      </w:r>
-      <w:proofErr w:type="spellEnd"/>
-      <w:r>
-        <w:rPr>
-          <w:b/>
-          <w:bCs/>
-        </w:rPr>
-        <w:t xml:space="preserve"> }} {{ </w:t>
-      </w:r>
-      <w:proofErr w:type="spellStart"/>
-      <w:r>
-        <w:rPr>
-          <w:b/>
-          <w:bCs/>
-        </w:rPr>
-        <w:t>qtd_micros</w:t>
-      </w:r>
-      <w:proofErr w:type="spellEnd"/>
-      <w:r>
-        <w:rPr>
-          <w:b/>
-          <w:bCs/>
-        </w:rPr>
-        <w:t xml:space="preserve"> }} unid</w:t>
+        <w:t>{{ desc_inversor }} {{ qtd_micros }} unid</w:t>
       </w:r>
       <w:r>
         <w:rPr>
@@ -2911,23 +2837,7 @@
           <w:b/>
           <w:bCs/>
         </w:rPr>
-        <w:t xml:space="preserve"> {{ </w:t>
-      </w:r>
-      <w:proofErr w:type="spellStart"/>
-      <w:r>
-        <w:rPr>
-          <w:b/>
-          <w:bCs/>
-        </w:rPr>
-        <w:t>qtd_string_cc</w:t>
-      </w:r>
-      <w:proofErr w:type="spellEnd"/>
-      <w:r>
-        <w:rPr>
-          <w:b/>
-          <w:bCs/>
-        </w:rPr>
-        <w:t xml:space="preserve"> }}</w:t>
+        <w:t xml:space="preserve"> {{ qtd_string_cc }}</w:t>
       </w:r>
       <w:r>
         <w:rPr>
@@ -2982,23 +2892,7 @@
           <w:b/>
           <w:bCs/>
         </w:rPr>
-        <w:t xml:space="preserve">{{ </w:t>
-      </w:r>
-      <w:proofErr w:type="spellStart"/>
-      <w:r>
-        <w:rPr>
-          <w:b/>
-          <w:bCs/>
-        </w:rPr>
-        <w:t>qtd_string_ca</w:t>
-      </w:r>
-      <w:proofErr w:type="spellEnd"/>
-      <w:r>
-        <w:rPr>
-          <w:b/>
-          <w:bCs/>
-        </w:rPr>
-        <w:t xml:space="preserve"> }}</w:t>
+        <w:t>{{ qtd_string_ca }}</w:t>
       </w:r>
       <w:r>
         <w:rPr>
@@ -3032,23 +2926,7 @@
           <w:b/>
           <w:bCs/>
         </w:rPr>
-        <w:t xml:space="preserve">{{ </w:t>
-      </w:r>
-      <w:proofErr w:type="spellStart"/>
-      <w:r>
-        <w:rPr>
-          <w:b/>
-          <w:bCs/>
-        </w:rPr>
-        <w:t>qtd_cabo_vermelho</w:t>
-      </w:r>
-      <w:proofErr w:type="spellEnd"/>
-      <w:r>
-        <w:rPr>
-          <w:b/>
-          <w:bCs/>
-        </w:rPr>
-        <w:t xml:space="preserve"> }}</w:t>
+        <w:t>{{ qtd_cabo_vermelho }}</w:t>
       </w:r>
       <w:r>
         <w:rPr>
@@ -3096,23 +2974,7 @@
           <w:b/>
           <w:bCs/>
         </w:rPr>
-        <w:t xml:space="preserve">{{ </w:t>
-      </w:r>
-      <w:proofErr w:type="spellStart"/>
-      <w:r>
-        <w:rPr>
-          <w:b/>
-          <w:bCs/>
-        </w:rPr>
-        <w:t>qtd_cabo_preto</w:t>
-      </w:r>
-      <w:proofErr w:type="spellEnd"/>
-      <w:r>
-        <w:rPr>
-          <w:b/>
-          <w:bCs/>
-        </w:rPr>
-        <w:t xml:space="preserve"> }}</w:t>
+        <w:t>{{ qtd_cabo_preto }}</w:t>
       </w:r>
       <w:r>
         <w:rPr>
@@ -3241,23 +3103,7 @@
           <w:b/>
           <w:bCs/>
         </w:rPr>
-        <w:t xml:space="preserve">{{ </w:t>
-      </w:r>
-      <w:proofErr w:type="spellStart"/>
-      <w:r>
-        <w:rPr>
-          <w:b/>
-          <w:bCs/>
-        </w:rPr>
-        <w:t>tipo_telhado</w:t>
-      </w:r>
-      <w:proofErr w:type="spellEnd"/>
-      <w:r>
-        <w:rPr>
-          <w:b/>
-          <w:bCs/>
-        </w:rPr>
-        <w:t xml:space="preserve"> }} </w:t>
+        <w:t xml:space="preserve">{{ tipo_telhado }} </w:t>
       </w:r>
       <w:r>
         <w:rPr>
@@ -4792,15 +4638,7 @@
         <w:jc w:val="both"/>
       </w:pPr>
       <w:r>
-        <w:t xml:space="preserve">Cliente: {{ </w:t>
-      </w:r>
-      <w:proofErr w:type="spellStart"/>
-      <w:r>
-        <w:t>nome_cliente</w:t>
-      </w:r>
-      <w:proofErr w:type="spellEnd"/>
-      <w:r>
-        <w:t xml:space="preserve"> }}</w:t>
+        <w:t>Cliente: {{ nome_cliente }}</w:t>
       </w:r>
       <w:r>
         <w:tab/>
@@ -4852,11 +4690,14 @@
         <w:jc w:val="both"/>
       </w:pPr>
       <w:r>
-        <w:t xml:space="preserve">G3 Energias Renováveis </w:t>
+        <w:t xml:space="preserve">Buarque Engenharia </w:t>
       </w:r>
       <w:r>
         <w:tab/>
         <w:t>CNPJ:</w:t>
+      </w:r>
+      <w:r>
+        <w:t xml:space="preserve"> 34.704.192/0001-39</w:t>
       </w:r>
     </w:p>
     <w:sectPr>
@@ -4959,22 +4800,19 @@
       <w:pStyle w:val="Cabealho"/>
     </w:pPr>
     <w:r>
-      <w:rPr>
-        <w:noProof/>
-      </w:rPr>
       <w:drawing>
-        <wp:anchor distT="0" distB="0" distL="114300" distR="114300" simplePos="0" relativeHeight="251658240" behindDoc="0" locked="0" layoutInCell="1" allowOverlap="1" wp14:anchorId="145D04D3" wp14:editId="0C648D00">
+        <wp:anchor distT="0" distB="0" distL="114300" distR="114300" simplePos="0" relativeHeight="251658240" behindDoc="0" locked="0" layoutInCell="1" allowOverlap="1" wp14:anchorId="419A5F83" wp14:editId="6F823326">
           <wp:simplePos x="0" y="0"/>
-          <wp:positionH relativeFrom="column">
-            <wp:posOffset>-3810</wp:posOffset>
+          <wp:positionH relativeFrom="margin">
+            <wp:align>center</wp:align>
           </wp:positionH>
           <wp:positionV relativeFrom="paragraph">
-            <wp:posOffset>-1905</wp:posOffset>
+            <wp:posOffset>-231140</wp:posOffset>
           </wp:positionV>
-          <wp:extent cx="5400000" cy="1076400"/>
+          <wp:extent cx="2828925" cy="1295400"/>
           <wp:effectExtent l="0" t="0" r="0" b="0"/>
           <wp:wrapNone/>
-          <wp:docPr id="4" name="Imagem 4"/>
+          <wp:docPr id="3" name="Imagem 3"/>
           <wp:cNvGraphicFramePr>
             <a:graphicFrameLocks xmlns:a="http://schemas.openxmlformats.org/drawingml/2006/main" noChangeAspect="1"/>
           </wp:cNvGraphicFramePr>
@@ -4987,7 +4825,7 @@
                     <a:picLocks noChangeAspect="1" noChangeArrowheads="1"/>
                   </pic:cNvPicPr>
                 </pic:nvPicPr>
-                <pic:blipFill>
+                <pic:blipFill rotWithShape="1">
                   <a:blip r:embed="rId1">
                     <a:extLst>
                       <a:ext uri="{28A0092B-C50C-407E-A947-70E740481C1C}">
@@ -4995,15 +4833,13 @@
                       </a:ext>
                     </a:extLst>
                   </a:blip>
-                  <a:srcRect/>
-                  <a:stretch>
-                    <a:fillRect/>
-                  </a:stretch>
+                  <a:srcRect t="22559" b="31650"/>
+                  <a:stretch/>
                 </pic:blipFill>
                 <pic:spPr bwMode="auto">
                   <a:xfrm>
                     <a:off x="0" y="0"/>
-                    <a:ext cx="5400000" cy="1076400"/>
+                    <a:ext cx="2828925" cy="1295400"/>
                   </a:xfrm>
                   <a:prstGeom prst="rect">
                     <a:avLst/>
@@ -5012,6 +4848,11 @@
                   <a:ln>
                     <a:noFill/>
                   </a:ln>
+                  <a:extLst>
+                    <a:ext uri="{53640926-AAD7-44D8-BBD7-CCE9431645EC}">
+                      <a14:shadowObscured xmlns:a14="http://schemas.microsoft.com/office/drawing/2010/main"/>
+                    </a:ext>
+                  </a:extLst>
                 </pic:spPr>
               </pic:pic>
             </a:graphicData>
@@ -5025,6 +4866,11 @@
         </wp:anchor>
       </w:drawing>
     </w:r>
+  </w:p>
+  <w:p>
+    <w:pPr>
+      <w:pStyle w:val="Cabealho"/>
+    </w:pPr>
   </w:p>
   <w:p>
     <w:pPr>
